--- a/docs/content/power_and_error/power_and_error_lecture.docx
+++ b/docs/content/power_and_error/power_and_error_lecture.docx
@@ -7,7 +7,7 @@
         <w:pStyle w:val="Title"/>
       </w:pPr>
       <w:r>
-        <w:t xml:space="preserve">Power and Type I &amp; II Error</w:t>
+        <w:t xml:space="preserve">Lecture: Power and Type I &amp; II Error</w:t>
       </w:r>
     </w:p>
     <w:p>
@@ -2064,7 +2064,7 @@
       <w:r>
         <w:drawing>
           <wp:inline>
-            <wp:extent cx="4429125" cy="3352800"/>
+            <wp:extent cx="3619500" cy="2743200"/>
             <wp:effectExtent b="0" l="0" r="0" t="0"/>
             <wp:docPr descr="" title="" id="50" name="Picture"/>
             <a:graphic>
@@ -2085,7 +2085,7 @@
                   <pic:spPr bwMode="auto">
                     <a:xfrm>
                       <a:off x="0" y="0"/>
-                      <a:ext cx="4429125" cy="3352800"/>
+                      <a:ext cx="3619500" cy="2743200"/>
                     </a:xfrm>
                     <a:prstGeom prst="rect">
                       <a:avLst/>
@@ -6261,7 +6261,7 @@
       <w:r>
         <w:drawing>
           <wp:inline>
-            <wp:extent cx="5334000" cy="3478695"/>
+            <wp:extent cx="5334000" cy="4000499"/>
             <wp:effectExtent b="0" l="0" r="0" t="0"/>
             <wp:docPr descr="" title="" id="94" name="Picture"/>
             <a:graphic>
@@ -6282,7 +6282,7 @@
                   <pic:spPr bwMode="auto">
                     <a:xfrm>
                       <a:off x="0" y="0"/>
-                      <a:ext cx="5334000" cy="3478695"/>
+                      <a:ext cx="5334000" cy="4000499"/>
                     </a:xfrm>
                     <a:prstGeom prst="rect">
                       <a:avLst/>
@@ -7297,8 +7297,8 @@
     </w:pPr>
     <w:rPr>
       <w:rFonts w:asciiTheme="majorHAnsi" w:cstheme="majorBidi" w:eastAsiaTheme="majorEastAsia" w:hAnsiTheme="majorHAnsi"/>
-      <w:sz w:val="32"/>
-      <w:szCs w:val="32"/>
+      <w:sz w:val="28"/>
+      <w:szCs w:val="28"/>
     </w:rPr>
   </w:style>
   <w:style w:customStyle="1" w:styleId="TitleChar" w:type="character">
@@ -7309,8 +7309,8 @@
     <w:rsid w:val="00A10FD9"/>
     <w:rPr>
       <w:rFonts w:asciiTheme="majorHAnsi" w:cstheme="majorBidi" w:eastAsiaTheme="majorEastAsia" w:hAnsiTheme="majorHAnsi"/>
-      <w:sz w:val="56"/>
-      <w:szCs w:val="56"/>
+      <w:sz w:val="28"/>
+      <w:szCs w:val="28"/>
     </w:rPr>
   </w:style>
   <w:style w:styleId="Subtitle" w:type="paragraph">

--- a/docs/content/power_and_error/power_and_error_lecture.docx
+++ b/docs/content/power_and_error/power_and_error_lecture.docx
@@ -224,14 +224,14 @@
     </w:tbl>
     <w:p>
       <w:pPr>
-        <w:pStyle w:val="BodyText"/>
+        <w:pStyle w:val="CaptionedFigure"/>
       </w:pPr>
       <w:r>
         <w:drawing>
           <wp:inline>
             <wp:extent cx="2466975" cy="3000375"/>
             <wp:effectExtent b="0" l="0" r="0" t="0"/>
-            <wp:docPr descr="" title="" id="13" name="Picture"/>
+            <wp:docPr descr="Diagram of a large circle labeled ‘population’ full of dots with Greek-letter parameters (mu, sigma, sigma-squared), with orange arrows drawing a subset of dots down into a small circle labeled ‘sample’ with its statistics (y-bar, s, s-squared), illustrating that a sample is used to estimate unknown population parameters." title="" id="13" name="Picture"/>
             <a:graphic>
               <a:graphicData uri="http://schemas.openxmlformats.org/drawingml/2006/picture">
                 <pic:pic>
@@ -267,6 +267,38 @@
             </a:graphic>
           </wp:inline>
         </w:drawing>
+      </w:r>
+    </w:p>
+    <w:p>
+      <w:pPr>
+        <w:pStyle w:val="ImageCaption"/>
+      </w:pPr>
+      <w:r>
+        <w:t xml:space="preserve">Diagram of a large circle labeled</w:t>
+      </w:r>
+      <w:r>
+        <w:t xml:space="preserve"> </w:t>
+      </w:r>
+      <w:r>
+        <w:t xml:space="preserve">‘population’</w:t>
+      </w:r>
+      <w:r>
+        <w:t xml:space="preserve"> </w:t>
+      </w:r>
+      <w:r>
+        <w:t xml:space="preserve">full of dots with Greek-letter parameters (mu, sigma, sigma-squared), with orange arrows drawing a subset of dots down into a small circle labeled</w:t>
+      </w:r>
+      <w:r>
+        <w:t xml:space="preserve"> </w:t>
+      </w:r>
+      <w:r>
+        <w:t xml:space="preserve">‘sample’</w:t>
+      </w:r>
+      <w:r>
+        <w:t xml:space="preserve"> </w:t>
+      </w:r>
+      <w:r>
+        <w:t xml:space="preserve">with its statistics (y-bar, s, s-squared), illustrating that a sample is used to estimate unknown population parameters.</w:t>
       </w:r>
     </w:p>
     <w:tbl>
@@ -675,14 +707,14 @@
     </w:tbl>
     <w:p>
       <w:pPr>
-        <w:pStyle w:val="BodyText"/>
+        <w:pStyle w:val="CaptionedFigure"/>
       </w:pPr>
       <w:r>
         <w:drawing>
           <wp:inline>
             <wp:extent cx="2857500" cy="2381250"/>
             <wp:effectExtent b="0" l="0" r="0" t="0"/>
-            <wp:docPr descr="" title="" id="22" name="Picture"/>
+            <wp:docPr descr="Photo of a mature pine tree with a gently leaning trunk and broad, layered branches of green needle clusters against a transparent background." title="" id="22" name="Picture"/>
             <a:graphic>
               <a:graphicData uri="http://schemas.openxmlformats.org/drawingml/2006/picture">
                 <pic:pic>
@@ -720,6 +752,14 @@
         </w:drawing>
       </w:r>
     </w:p>
+    <w:p>
+      <w:pPr>
+        <w:pStyle w:val="ImageCaption"/>
+      </w:pPr>
+      <w:r>
+        <w:t xml:space="preserve">Photo of a mature pine tree with a gently leaning trunk and broad, layered branches of green needle clusters against a transparent background.</w:t>
+      </w:r>
+    </w:p>
     <w:bookmarkEnd w:id="24"/>
     <w:bookmarkStart w:id="25" w:name="part-2-hypothesis-components"/>
     <w:p>
@@ -870,14 +910,14 @@
     </w:p>
     <w:p>
       <w:pPr>
-        <w:pStyle w:val="FirstParagraph"/>
+        <w:pStyle w:val="CaptionedFigure"/>
       </w:pPr>
       <w:r>
         <w:drawing>
           <wp:inline>
             <wp:extent cx="2857500" cy="2381250"/>
             <wp:effectExtent b="0" l="0" r="0" t="0"/>
-            <wp:docPr descr="" title="" id="27" name="Picture"/>
+            <wp:docPr descr="Photo of two separate green pine branches side by side, symbolizing the two groups or hypotheses (H0 vs. Ha) being compared." title="" id="27" name="Picture"/>
             <a:graphic>
               <a:graphicData uri="http://schemas.openxmlformats.org/drawingml/2006/picture">
                 <pic:pic>
@@ -915,6 +955,14 @@
         </w:drawing>
       </w:r>
     </w:p>
+    <w:p>
+      <w:pPr>
+        <w:pStyle w:val="ImageCaption"/>
+      </w:pPr>
+      <w:r>
+        <w:t xml:space="preserve">Photo of two separate green pine branches side by side, symbolizing the two groups or hypotheses (H0 vs. Ha) being compared.</w:t>
+      </w:r>
+    </w:p>
     <w:bookmarkEnd w:id="29"/>
     <w:bookmarkStart w:id="32" w:name="hypothesis-examples"/>
     <w:p>
@@ -1008,14 +1056,14 @@
     </w:p>
     <w:p>
       <w:pPr>
-        <w:pStyle w:val="FirstParagraph"/>
+        <w:pStyle w:val="CaptionedFigure"/>
       </w:pPr>
       <w:r>
         <w:drawing>
           <wp:inline>
             <wp:extent cx="2857500" cy="2381250"/>
             <wp:effectExtent b="0" l="0" r="0" t="0"/>
-            <wp:docPr descr="" title="" id="30" name="Picture"/>
+            <wp:docPr descr="Photo of two separate green pine branches side by side, symbolizing the two groups or hypotheses (H0 vs. Ha) being compared." title="" id="30" name="Picture"/>
             <a:graphic>
               <a:graphicData uri="http://schemas.openxmlformats.org/drawingml/2006/picture">
                 <pic:pic>
@@ -1053,6 +1101,14 @@
         </w:drawing>
       </w:r>
     </w:p>
+    <w:p>
+      <w:pPr>
+        <w:pStyle w:val="ImageCaption"/>
+      </w:pPr>
+      <w:r>
+        <w:t xml:space="preserve">Photo of two separate green pine branches side by side, symbolizing the two groups or hypotheses (H0 vs. Ha) being compared.</w:t>
+      </w:r>
+    </w:p>
     <w:bookmarkEnd w:id="32"/>
     <w:bookmarkStart w:id="33" w:name="part-3-p-values"/>
     <w:p>
@@ -1129,14 +1185,14 @@
     </w:p>
     <w:p>
       <w:pPr>
-        <w:pStyle w:val="FirstParagraph"/>
+        <w:pStyle w:val="CaptionedFigure"/>
       </w:pPr>
       <w:r>
         <w:drawing>
           <wp:inline>
             <wp:extent cx="2857500" cy="2381250"/>
             <wp:effectExtent b="0" l="0" r="0" t="0"/>
-            <wp:docPr descr="" title="" id="34" name="Picture"/>
+            <wp:docPr descr="Photo of two separate green pine branches side by side, symbolizing the two groups or hypotheses (H0 vs. Ha) being compared." title="" id="34" name="Picture"/>
             <a:graphic>
               <a:graphicData uri="http://schemas.openxmlformats.org/drawingml/2006/picture">
                 <pic:pic>
@@ -1174,6 +1230,14 @@
         </w:drawing>
       </w:r>
     </w:p>
+    <w:p>
+      <w:pPr>
+        <w:pStyle w:val="ImageCaption"/>
+      </w:pPr>
+      <w:r>
+        <w:t xml:space="preserve">Photo of two separate green pine branches side by side, symbolizing the two groups or hypotheses (H0 vs. Ha) being compared.</w:t>
+      </w:r>
+    </w:p>
     <w:bookmarkEnd w:id="36"/>
     <w:bookmarkStart w:id="39" w:name="understanding-p-values"/>
     <w:p>
@@ -1294,14 +1358,14 @@
     </w:p>
     <w:p>
       <w:pPr>
-        <w:pStyle w:val="FirstParagraph"/>
+        <w:pStyle w:val="CaptionedFigure"/>
       </w:pPr>
       <w:r>
         <w:drawing>
           <wp:inline>
             <wp:extent cx="2857500" cy="2381250"/>
             <wp:effectExtent b="0" l="0" r="0" t="0"/>
-            <wp:docPr descr="" title="" id="37" name="Picture"/>
+            <wp:docPr descr="Photo of two separate green pine branches side by side, symbolizing the two groups or hypotheses (H0 vs. Ha) being compared." title="" id="37" name="Picture"/>
             <a:graphic>
               <a:graphicData uri="http://schemas.openxmlformats.org/drawingml/2006/picture">
                 <pic:pic>
@@ -1337,6 +1401,14 @@
             </a:graphic>
           </wp:inline>
         </w:drawing>
+      </w:r>
+    </w:p>
+    <w:p>
+      <w:pPr>
+        <w:pStyle w:val="ImageCaption"/>
+      </w:pPr>
+      <w:r>
+        <w:t xml:space="preserve">Photo of two separate green pine branches side by side, symbolizing the two groups or hypotheses (H0 vs. Ha) being compared.</w:t>
       </w:r>
     </w:p>
     <w:bookmarkEnd w:id="39"/>
@@ -2059,14 +2131,14 @@
     </w:p>
     <w:p>
       <w:pPr>
-        <w:pStyle w:val="FirstParagraph"/>
+        <w:pStyle w:val="CaptionedFigure"/>
       </w:pPr>
       <w:r>
         <w:drawing>
           <wp:inline>
             <wp:extent cx="3619500" cy="2743200"/>
             <wp:effectExtent b="0" l="0" r="0" t="0"/>
-            <wp:docPr descr="" title="" id="50" name="Picture"/>
+            <wp:docPr descr="Screenshot of a Nature comment article titled ‘Scientists rise up against statistical significance,’ by Valentin Amrhein, Sander Greenland, Blake McShane and 800+ signatories, illustrated with a cartoon of two scientists shelving a book labeled ‘Statistical Significance’ in a dusty cabinet of retired scientific relics like phlogiston and spontaneous generation, symbolizing calls to retire strict significance thresholds." title="" id="50" name="Picture"/>
             <a:graphic>
               <a:graphicData uri="http://schemas.openxmlformats.org/drawingml/2006/picture">
                 <pic:pic>
@@ -2104,6 +2176,38 @@
         </w:drawing>
       </w:r>
     </w:p>
+    <w:p>
+      <w:pPr>
+        <w:pStyle w:val="ImageCaption"/>
+      </w:pPr>
+      <w:r>
+        <w:t xml:space="preserve">Screenshot of a Nature comment article titled</w:t>
+      </w:r>
+      <w:r>
+        <w:t xml:space="preserve"> </w:t>
+      </w:r>
+      <w:r>
+        <w:t xml:space="preserve">‘Scientists rise up against statistical significance,’</w:t>
+      </w:r>
+      <w:r>
+        <w:t xml:space="preserve"> </w:t>
+      </w:r>
+      <w:r>
+        <w:t xml:space="preserve">by Valentin Amrhein, Sander Greenland, Blake McShane and 800+ signatories, illustrated with a cartoon of two scientists shelving a book labeled</w:t>
+      </w:r>
+      <w:r>
+        <w:t xml:space="preserve"> </w:t>
+      </w:r>
+      <w:r>
+        <w:t xml:space="preserve">‘Statistical Significance’</w:t>
+      </w:r>
+      <w:r>
+        <w:t xml:space="preserve"> </w:t>
+      </w:r>
+      <w:r>
+        <w:t xml:space="preserve">in a dusty cabinet of retired scientific relics like phlogiston and spontaneous generation, symbolizing calls to retire strict significance thresholds.</w:t>
+      </w:r>
+    </w:p>
     <w:bookmarkEnd w:id="52"/>
     <w:bookmarkStart w:id="56" w:name="fishers-perspective"/>
     <w:p>
@@ -2132,14 +2236,14 @@
     </w:p>
     <w:p>
       <w:pPr>
-        <w:pStyle w:val="BodyText"/>
+        <w:pStyle w:val="CaptionedFigure"/>
       </w:pPr>
       <w:r>
         <w:drawing>
           <wp:inline>
             <wp:extent cx="2857500" cy="2381250"/>
             <wp:effectExtent b="0" l="0" r="0" t="0"/>
-            <wp:docPr descr="" title="" id="54" name="Picture"/>
+            <wp:docPr descr="Vintage black-and-white photo of an older bearded man in glasses smoking a pipe outdoors, believed to depict R.A. Fisher, whose quote on interpreting p-values appears alongside it." title="" id="54" name="Picture"/>
             <a:graphic>
               <a:graphicData uri="http://schemas.openxmlformats.org/drawingml/2006/picture">
                 <pic:pic>
@@ -2175,6 +2279,14 @@
             </a:graphic>
           </wp:inline>
         </w:drawing>
+      </w:r>
+    </w:p>
+    <w:p>
+      <w:pPr>
+        <w:pStyle w:val="ImageCaption"/>
+      </w:pPr>
+      <w:r>
+        <w:t xml:space="preserve">Vintage black-and-white photo of an older bearded man in glasses smoking a pipe outdoors, believed to depict R.A. Fisher, whose quote on interpreting p-values appears alongside it.</w:t>
       </w:r>
     </w:p>
     <w:bookmarkEnd w:id="56"/>
@@ -2400,14 +2512,14 @@
     </w:tbl>
     <w:p>
       <w:pPr>
-        <w:pStyle w:val="BodyText"/>
+        <w:pStyle w:val="CaptionedFigure"/>
       </w:pPr>
       <w:r>
         <w:drawing>
           <wp:inline>
             <wp:extent cx="3333750" cy="2667000"/>
             <wp:effectExtent b="0" l="0" r="0" t="0"/>
-            <wp:docPr descr="" title="" id="61" name="Picture"/>
+            <wp:docPr descr="2x2 decision-error table crossing population situation (Effect exists vs. No Effect) with statistical conclusion (Reject H0 vs. Fail to Reject H0): correct decisions on the diagonal, a red-outlined ‘False Negative / Type II Error’ cell (fail to reject when an effect exists), and a red-outlined ‘False Positive / Type I Error’ cell (reject when no effect exists)." title="" id="61" name="Picture"/>
             <a:graphic>
               <a:graphicData uri="http://schemas.openxmlformats.org/drawingml/2006/picture">
                 <pic:pic>
@@ -2445,6 +2557,38 @@
         </w:drawing>
       </w:r>
     </w:p>
+    <w:p>
+      <w:pPr>
+        <w:pStyle w:val="ImageCaption"/>
+      </w:pPr>
+      <w:r>
+        <w:t xml:space="preserve">2x2 decision-error table crossing population situation (Effect exists vs. No Effect) with statistical conclusion (Reject H0 vs. Fail to Reject H0): correct decisions on the diagonal, a red-outlined</w:t>
+      </w:r>
+      <w:r>
+        <w:t xml:space="preserve"> </w:t>
+      </w:r>
+      <w:r>
+        <w:t xml:space="preserve">‘False Negative / Type II Error’</w:t>
+      </w:r>
+      <w:r>
+        <w:t xml:space="preserve"> </w:t>
+      </w:r>
+      <w:r>
+        <w:t xml:space="preserve">cell (fail to reject when an effect exists), and a red-outlined</w:t>
+      </w:r>
+      <w:r>
+        <w:t xml:space="preserve"> </w:t>
+      </w:r>
+      <w:r>
+        <w:t xml:space="preserve">‘False Positive / Type I Error’</w:t>
+      </w:r>
+      <w:r>
+        <w:t xml:space="preserve"> </w:t>
+      </w:r>
+      <w:r>
+        <w:t xml:space="preserve">cell (reject when no effect exists).</w:t>
+      </w:r>
+    </w:p>
     <w:bookmarkEnd w:id="63"/>
     <w:bookmarkStart w:id="67" w:name="type-i-and-type-ii-errors-concept"/>
     <w:p>
@@ -2566,14 +2710,14 @@
     </w:p>
     <w:p>
       <w:pPr>
-        <w:pStyle w:val="FirstParagraph"/>
+        <w:pStyle w:val="CaptionedFigure"/>
       </w:pPr>
       <w:r>
         <w:drawing>
           <wp:inline>
             <wp:extent cx="2857500" cy="2143125"/>
             <wp:effectExtent b="0" l="0" r="0" t="0"/>
-            <wp:docPr descr="" title="" id="65" name="Picture"/>
+            <wp:docPr descr="Two overlapping bell curves labeled H0 (Null Hypothesis) and H1 (Your Hypothesis), with a dashed vertical decision line where the small area of the H0 curve past the line is shaded teal and labeled alpha/Type I error, and the area of the H1 curve before the line is shaded orange and labeled beta/Type II error." title="" id="65" name="Picture"/>
             <a:graphic>
               <a:graphicData uri="http://schemas.openxmlformats.org/drawingml/2006/picture">
                 <pic:pic>
@@ -2613,6 +2757,14 @@
     </w:p>
     <w:p>
       <w:pPr>
+        <w:pStyle w:val="ImageCaption"/>
+      </w:pPr>
+      <w:r>
+        <w:t xml:space="preserve">Two overlapping bell curves labeled H0 (Null Hypothesis) and H1 (Your Hypothesis), with a dashed vertical decision line where the small area of the H0 curve past the line is shaded teal and labeled alpha/Type I error, and the area of the H1 curve before the line is shaded orange and labeled beta/Type II error.</w:t>
+      </w:r>
+    </w:p>
+    <w:p>
+      <w:pPr>
         <w:pStyle w:val="BodyText"/>
       </w:pPr>
       <w:r>
@@ -2773,14 +2925,14 @@
     </w:p>
     <w:p>
       <w:pPr>
-        <w:pStyle w:val="BodyText"/>
+        <w:pStyle w:val="CaptionedFigure"/>
       </w:pPr>
       <w:r>
         <w:drawing>
           <wp:inline>
             <wp:extent cx="2857500" cy="2381250"/>
             <wp:effectExtent b="0" l="0" r="0" t="0"/>
-            <wp:docPr descr="" title="" id="69" name="Picture"/>
+            <wp:docPr descr="Humorous side-by-side photo illustration: ‘Type I error (false positive)’ shows a doctor telling a male patient ‘You’re pregnant,’ and ‘Type II error (false negative)’ shows a doctor telling a visibly pregnant woman ‘You’re not pregnant.’" title="" id="69" name="Picture"/>
             <a:graphic>
               <a:graphicData uri="http://schemas.openxmlformats.org/drawingml/2006/picture">
                 <pic:pic>
@@ -2816,6 +2968,56 @@
             </a:graphic>
           </wp:inline>
         </w:drawing>
+      </w:r>
+    </w:p>
+    <w:p>
+      <w:pPr>
+        <w:pStyle w:val="ImageCaption"/>
+      </w:pPr>
+      <w:r>
+        <w:t xml:space="preserve">Humorous side-by-side photo illustration:</w:t>
+      </w:r>
+      <w:r>
+        <w:t xml:space="preserve"> </w:t>
+      </w:r>
+      <w:r>
+        <w:t xml:space="preserve">‘Type I error (false positive)’</w:t>
+      </w:r>
+      <w:r>
+        <w:t xml:space="preserve"> </w:t>
+      </w:r>
+      <w:r>
+        <w:t xml:space="preserve">shows a doctor telling a male patient</w:t>
+      </w:r>
+      <w:r>
+        <w:t xml:space="preserve"> </w:t>
+      </w:r>
+      <w:r>
+        <w:t xml:space="preserve">‘You’re pregnant,’</w:t>
+      </w:r>
+      <w:r>
+        <w:t xml:space="preserve"> </w:t>
+      </w:r>
+      <w:r>
+        <w:t xml:space="preserve">and</w:t>
+      </w:r>
+      <w:r>
+        <w:t xml:space="preserve"> </w:t>
+      </w:r>
+      <w:r>
+        <w:t xml:space="preserve">‘Type II error (false negative)’</w:t>
+      </w:r>
+      <w:r>
+        <w:t xml:space="preserve"> </w:t>
+      </w:r>
+      <w:r>
+        <w:t xml:space="preserve">shows a doctor telling a visibly pregnant woman</w:t>
+      </w:r>
+      <w:r>
+        <w:t xml:space="preserve"> </w:t>
+      </w:r>
+      <w:r>
+        <w:t xml:space="preserve">‘You’re not pregnant.’</w:t>
       </w:r>
     </w:p>
     <w:bookmarkEnd w:id="71"/>

--- a/docs/content/power_and_error/power_and_error_lecture.docx
+++ b/docs/content/power_and_error/power_and_error_lecture.docx
@@ -229,7 +229,7 @@
       <w:r>
         <w:drawing>
           <wp:inline>
-            <wp:extent cx="2466975" cy="3000375"/>
+            <wp:extent cx="2468880" cy="2999232"/>
             <wp:effectExtent b="0" l="0" r="0" t="0"/>
             <wp:docPr descr="Diagram of a large circle labeled ‘population’ full of dots with Greek-letter parameters (mu, sigma, sigma-squared), with orange arrows drawing a subset of dots down into a small circle labeled ‘sample’ with its statistics (y-bar, s, s-squared), illustrating that a sample is used to estimate unknown population parameters." title="" id="13" name="Picture"/>
             <a:graphic>
@@ -250,7 +250,7 @@
                   <pic:spPr bwMode="auto">
                     <a:xfrm>
                       <a:off x="0" y="0"/>
-                      <a:ext cx="2466975" cy="3000375"/>
+                      <a:ext cx="2468880" cy="2999232"/>
                     </a:xfrm>
                     <a:prstGeom prst="rect">
                       <a:avLst/>
@@ -712,7 +712,7 @@
       <w:r>
         <w:drawing>
           <wp:inline>
-            <wp:extent cx="2857500" cy="2381250"/>
+            <wp:extent cx="2852928" cy="2377440"/>
             <wp:effectExtent b="0" l="0" r="0" t="0"/>
             <wp:docPr descr="Photo of a mature pine tree with a gently leaning trunk and broad, layered branches of green needle clusters against a transparent background." title="" id="22" name="Picture"/>
             <a:graphic>
@@ -733,7 +733,7 @@
                   <pic:spPr bwMode="auto">
                     <a:xfrm>
                       <a:off x="0" y="0"/>
-                      <a:ext cx="2857500" cy="2381250"/>
+                      <a:ext cx="2852928" cy="2377440"/>
                     </a:xfrm>
                     <a:prstGeom prst="rect">
                       <a:avLst/>
@@ -915,7 +915,7 @@
       <w:r>
         <w:drawing>
           <wp:inline>
-            <wp:extent cx="2857500" cy="2381250"/>
+            <wp:extent cx="2852928" cy="2377440"/>
             <wp:effectExtent b="0" l="0" r="0" t="0"/>
             <wp:docPr descr="Photo of two separate green pine branches side by side, symbolizing the two groups or hypotheses (H0 vs. Ha) being compared." title="" id="27" name="Picture"/>
             <a:graphic>
@@ -936,7 +936,7 @@
                   <pic:spPr bwMode="auto">
                     <a:xfrm>
                       <a:off x="0" y="0"/>
-                      <a:ext cx="2857500" cy="2381250"/>
+                      <a:ext cx="2852928" cy="2377440"/>
                     </a:xfrm>
                     <a:prstGeom prst="rect">
                       <a:avLst/>
@@ -1061,7 +1061,7 @@
       <w:r>
         <w:drawing>
           <wp:inline>
-            <wp:extent cx="2857500" cy="2381250"/>
+            <wp:extent cx="2852928" cy="2377440"/>
             <wp:effectExtent b="0" l="0" r="0" t="0"/>
             <wp:docPr descr="Photo of two separate green pine branches side by side, symbolizing the two groups or hypotheses (H0 vs. Ha) being compared." title="" id="30" name="Picture"/>
             <a:graphic>
@@ -1082,7 +1082,7 @@
                   <pic:spPr bwMode="auto">
                     <a:xfrm>
                       <a:off x="0" y="0"/>
-                      <a:ext cx="2857500" cy="2381250"/>
+                      <a:ext cx="2852928" cy="2377440"/>
                     </a:xfrm>
                     <a:prstGeom prst="rect">
                       <a:avLst/>
@@ -1190,7 +1190,7 @@
       <w:r>
         <w:drawing>
           <wp:inline>
-            <wp:extent cx="2857500" cy="2381250"/>
+            <wp:extent cx="2852928" cy="2377440"/>
             <wp:effectExtent b="0" l="0" r="0" t="0"/>
             <wp:docPr descr="Photo of two separate green pine branches side by side, symbolizing the two groups or hypotheses (H0 vs. Ha) being compared." title="" id="34" name="Picture"/>
             <a:graphic>
@@ -1211,7 +1211,7 @@
                   <pic:spPr bwMode="auto">
                     <a:xfrm>
                       <a:off x="0" y="0"/>
-                      <a:ext cx="2857500" cy="2381250"/>
+                      <a:ext cx="2852928" cy="2377440"/>
                     </a:xfrm>
                     <a:prstGeom prst="rect">
                       <a:avLst/>
@@ -1363,7 +1363,7 @@
       <w:r>
         <w:drawing>
           <wp:inline>
-            <wp:extent cx="2857500" cy="2381250"/>
+            <wp:extent cx="2852928" cy="2377440"/>
             <wp:effectExtent b="0" l="0" r="0" t="0"/>
             <wp:docPr descr="Photo of two separate green pine branches side by side, symbolizing the two groups or hypotheses (H0 vs. Ha) being compared." title="" id="37" name="Picture"/>
             <a:graphic>
@@ -1384,7 +1384,7 @@
                   <pic:spPr bwMode="auto">
                     <a:xfrm>
                       <a:off x="0" y="0"/>
-                      <a:ext cx="2857500" cy="2381250"/>
+                      <a:ext cx="2852928" cy="2377440"/>
                     </a:xfrm>
                     <a:prstGeom prst="rect">
                       <a:avLst/>
@@ -2136,7 +2136,7 @@
       <w:r>
         <w:drawing>
           <wp:inline>
-            <wp:extent cx="3619500" cy="2743200"/>
+            <wp:extent cx="3621024" cy="2743200"/>
             <wp:effectExtent b="0" l="0" r="0" t="0"/>
             <wp:docPr descr="Screenshot of a Nature comment article titled ‘Scientists rise up against statistical significance,’ by Valentin Amrhein, Sander Greenland, Blake McShane and 800+ signatories, illustrated with a cartoon of two scientists shelving a book labeled ‘Statistical Significance’ in a dusty cabinet of retired scientific relics like phlogiston and spontaneous generation, symbolizing calls to retire strict significance thresholds." title="" id="50" name="Picture"/>
             <a:graphic>
@@ -2157,7 +2157,7 @@
                   <pic:spPr bwMode="auto">
                     <a:xfrm>
                       <a:off x="0" y="0"/>
-                      <a:ext cx="3619500" cy="2743200"/>
+                      <a:ext cx="3621024" cy="2743200"/>
                     </a:xfrm>
                     <a:prstGeom prst="rect">
                       <a:avLst/>
@@ -2241,7 +2241,7 @@
       <w:r>
         <w:drawing>
           <wp:inline>
-            <wp:extent cx="2857500" cy="2381250"/>
+            <wp:extent cx="2852928" cy="2377440"/>
             <wp:effectExtent b="0" l="0" r="0" t="0"/>
             <wp:docPr descr="Vintage black-and-white photo of an older bearded man in glasses smoking a pipe outdoors, believed to depict R.A. Fisher, whose quote on interpreting p-values appears alongside it." title="" id="54" name="Picture"/>
             <a:graphic>
@@ -2262,7 +2262,7 @@
                   <pic:spPr bwMode="auto">
                     <a:xfrm>
                       <a:off x="0" y="0"/>
-                      <a:ext cx="2857500" cy="2381250"/>
+                      <a:ext cx="2852928" cy="2377440"/>
                     </a:xfrm>
                     <a:prstGeom prst="rect">
                       <a:avLst/>
@@ -2517,7 +2517,7 @@
       <w:r>
         <w:drawing>
           <wp:inline>
-            <wp:extent cx="3333750" cy="2667000"/>
+            <wp:extent cx="3337560" cy="2670048"/>
             <wp:effectExtent b="0" l="0" r="0" t="0"/>
             <wp:docPr descr="2x2 decision-error table crossing population situation (Effect exists vs. No Effect) with statistical conclusion (Reject H0 vs. Fail to Reject H0): correct decisions on the diagonal, a red-outlined ‘False Negative / Type II Error’ cell (fail to reject when an effect exists), and a red-outlined ‘False Positive / Type I Error’ cell (reject when no effect exists)." title="" id="61" name="Picture"/>
             <a:graphic>
@@ -2538,7 +2538,7 @@
                   <pic:spPr bwMode="auto">
                     <a:xfrm>
                       <a:off x="0" y="0"/>
-                      <a:ext cx="3333750" cy="2667000"/>
+                      <a:ext cx="3337560" cy="2670048"/>
                     </a:xfrm>
                     <a:prstGeom prst="rect">
                       <a:avLst/>
@@ -2715,7 +2715,7 @@
       <w:r>
         <w:drawing>
           <wp:inline>
-            <wp:extent cx="2857500" cy="2143125"/>
+            <wp:extent cx="2852928" cy="2139696"/>
             <wp:effectExtent b="0" l="0" r="0" t="0"/>
             <wp:docPr descr="Two overlapping bell curves labeled H0 (Null Hypothesis) and H1 (Your Hypothesis), with a dashed vertical decision line where the small area of the H0 curve past the line is shaded teal and labeled alpha/Type I error, and the area of the H1 curve before the line is shaded orange and labeled beta/Type II error." title="" id="65" name="Picture"/>
             <a:graphic>
@@ -2736,7 +2736,7 @@
                   <pic:spPr bwMode="auto">
                     <a:xfrm>
                       <a:off x="0" y="0"/>
-                      <a:ext cx="2857500" cy="2143125"/>
+                      <a:ext cx="2852928" cy="2139696"/>
                     </a:xfrm>
                     <a:prstGeom prst="rect">
                       <a:avLst/>
@@ -2930,7 +2930,7 @@
       <w:r>
         <w:drawing>
           <wp:inline>
-            <wp:extent cx="2857500" cy="2381250"/>
+            <wp:extent cx="2852928" cy="2377440"/>
             <wp:effectExtent b="0" l="0" r="0" t="0"/>
             <wp:docPr descr="Humorous side-by-side photo illustration: ‘Type I error (false positive)’ shows a doctor telling a male patient ‘You’re pregnant,’ and ‘Type II error (false negative)’ shows a doctor telling a visibly pregnant woman ‘You’re not pregnant.’" title="" id="69" name="Picture"/>
             <a:graphic>
@@ -2951,7 +2951,7 @@
                   <pic:spPr bwMode="auto">
                     <a:xfrm>
                       <a:off x="0" y="0"/>
-                      <a:ext cx="2857500" cy="2381250"/>
+                      <a:ext cx="2852928" cy="2377440"/>
                     </a:xfrm>
                     <a:prstGeom prst="rect">
                       <a:avLst/>

--- a/docs/content/power_and_error/power_and_error_lecture.docx
+++ b/docs/content/power_and_error/power_and_error_lecture.docx
@@ -2069,7 +2069,7 @@
       <w:r>
         <w:drawing>
           <wp:inline>
-            <wp:extent cx="5334000" cy="5020235"/>
+            <wp:extent cx="3119357" cy="2935866"/>
             <wp:effectExtent b="0" l="0" r="0" t="0"/>
             <wp:docPr descr="" title="" id="45" name="Picture"/>
             <a:graphic>
@@ -2090,7 +2090,7 @@
                   <pic:spPr bwMode="auto">
                     <a:xfrm>
                       <a:off x="0" y="0"/>
-                      <a:ext cx="5334000" cy="5020235"/>
+                      <a:ext cx="3119357" cy="2935866"/>
                     </a:xfrm>
                     <a:prstGeom prst="rect">
                       <a:avLst/>
@@ -3107,7 +3107,7 @@
       <w:r>
         <w:drawing>
           <wp:inline>
-            <wp:extent cx="5334000" cy="5020235"/>
+            <wp:extent cx="3119357" cy="2935866"/>
             <wp:effectExtent b="0" l="0" r="0" t="0"/>
             <wp:docPr descr="" title="" id="73" name="Picture"/>
             <a:graphic>
@@ -3128,7 +3128,7 @@
                   <pic:spPr bwMode="auto">
                     <a:xfrm>
                       <a:off x="0" y="0"/>
-                      <a:ext cx="5334000" cy="5020235"/>
+                      <a:ext cx="3119357" cy="2935866"/>
                     </a:xfrm>
                     <a:prstGeom prst="rect">
                       <a:avLst/>
@@ -6246,7 +6246,7 @@
       <w:r>
         <w:drawing>
           <wp:inline>
-            <wp:extent cx="5334000" cy="5020235"/>
+            <wp:extent cx="3119357" cy="2935866"/>
             <wp:effectExtent b="0" l="0" r="0" t="0"/>
             <wp:docPr descr="" title="" id="89" name="Picture"/>
             <a:graphic>
@@ -6267,7 +6267,7 @@
                   <pic:spPr bwMode="auto">
                     <a:xfrm>
                       <a:off x="0" y="0"/>
-                      <a:ext cx="5334000" cy="5020235"/>
+                      <a:ext cx="3119357" cy="2935866"/>
                     </a:xfrm>
                     <a:prstGeom prst="rect">
                       <a:avLst/>
@@ -6463,7 +6463,7 @@
       <w:r>
         <w:drawing>
           <wp:inline>
-            <wp:extent cx="5334000" cy="4000499"/>
+            <wp:extent cx="3669832" cy="2752374"/>
             <wp:effectExtent b="0" l="0" r="0" t="0"/>
             <wp:docPr descr="" title="" id="94" name="Picture"/>
             <a:graphic>
@@ -6484,7 +6484,7 @@
                   <pic:spPr bwMode="auto">
                     <a:xfrm>
                       <a:off x="0" y="0"/>
-                      <a:ext cx="5334000" cy="4000499"/>
+                      <a:ext cx="3669832" cy="2752374"/>
                     </a:xfrm>
                     <a:prstGeom prst="rect">
                       <a:avLst/>
